--- a/data/revised_2026-10_full/outputs/v2/General_Science/SS3.1_Turning_Effect_of_Force/General_Science_Turning_Effect_of_Force_CBE_LessonSequence.docx
+++ b/data/revised_2026-10_full/outputs/v2/General_Science/SS3.1_Turning_Effect_of_Force/General_Science_Turning_Effect_of_Force_CBE_LessonSequence.docx
@@ -2138,7 +2138,7 @@
         </w:rPr>
         <w:t xml:space="preserve">© 2026 SeaVuria and ARES. This work is licensed under a </w:t>
       </w:r>
-      <w:hyperlink w:history="1" r:id="rIdmj7q8qp2n5etamn0awid7">
+      <w:hyperlink w:history="1" r:id="rIdn_mqnatgpi4rvkvvjjcea">
         <w:r>
           <w:rPr>
             <w:rFonts w:ascii="Arial" w:cs="Arial" w:eastAsia="Arial" w:hAnsi="Arial"/>
@@ -2158,7 +2158,7 @@
         </w:rPr>
         <w:t xml:space="preserve"> (</w:t>
       </w:r>
-      <w:hyperlink w:history="1" r:id="rIdzmr_qaty7iwfbpvtp_afq">
+      <w:hyperlink w:history="1" r:id="rIdsnr6i93oc5k-_jdgewihp">
         <w:r>
           <w:rPr>
             <w:rFonts w:ascii="Arial" w:cs="Arial" w:eastAsia="Arial" w:hAnsi="Arial"/>
@@ -2178,7 +2178,7 @@
         </w:rPr>
         <w:t xml:space="preserve">). To view a copy of this license, visit </w:t>
       </w:r>
-      <w:hyperlink w:history="1" r:id="rId0iibgyotuwnlczp7xfpnk">
+      <w:hyperlink w:history="1" r:id="rIdirfixgta9muejee4ztfhi">
         <w:r>
           <w:rPr>
             <w:rFonts w:ascii="Arial" w:cs="Arial" w:eastAsia="Arial" w:hAnsi="Arial"/>
@@ -3217,7 +3217,7 @@
             <w:pPr>
               <w:spacing w:after="20" w:before="0"/>
             </w:pPr>
-            <w:hyperlink w:history="1" r:id="rIdbuhnlapvzhchy1h99lznk">
+            <w:hyperlink w:history="1" r:id="rIdxc294bmz2g4jsnpyk3gds">
               <w:r>
                 <w:rPr>
                   <w:rFonts w:ascii="Arial" w:cs="Arial" w:eastAsia="Arial" w:hAnsi="Arial"/>
@@ -3266,7 +3266,7 @@
               <w:spacing w:after="10" w:before="0"/>
               <w:ind w:left="120"/>
             </w:pPr>
-            <w:hyperlink w:history="1" r:id="rIdfcy67is1rcovbrlcmzjxb">
+            <w:hyperlink w:history="1" r:id="rIdevdl1ms5mbo6jq8ajej_o">
               <w:r>
                 <w:rPr>
                   <w:rFonts w:ascii="Arial" w:cs="Arial" w:eastAsia="Arial" w:hAnsi="Arial"/>
@@ -3328,7 +3328,7 @@
               <w:spacing w:after="10" w:before="0"/>
               <w:ind w:left="120"/>
             </w:pPr>
-            <w:hyperlink w:history="1" r:id="rIdicgj5cpttshtsrtou8cpi">
+            <w:hyperlink w:history="1" r:id="rIdf5ioeum8slksee7cex2pl">
               <w:r>
                 <w:rPr>
                   <w:rFonts w:ascii="Arial" w:cs="Arial" w:eastAsia="Arial" w:hAnsi="Arial"/>
@@ -3543,7 +3543,7 @@
             <w:pPr>
               <w:spacing w:after="20" w:before="0"/>
             </w:pPr>
-            <w:hyperlink w:history="1" r:id="rIdugvj_u3czfpxjcvtplq09">
+            <w:hyperlink w:history="1" r:id="rIdnzrmiojax33p0yqsfplcd">
               <w:r>
                 <w:rPr>
                   <w:rFonts w:ascii="Arial" w:cs="Arial" w:eastAsia="Arial" w:hAnsi="Arial"/>
@@ -3592,7 +3592,7 @@
               <w:spacing w:after="10" w:before="0"/>
               <w:ind w:left="120"/>
             </w:pPr>
-            <w:hyperlink w:history="1" r:id="rIdqszsh65wzwxd-z_x8ig4w">
+            <w:hyperlink w:history="1" r:id="rIdps70josvbgy-xtcx6kzlz">
               <w:r>
                 <w:rPr>
                   <w:rFonts w:ascii="Arial" w:cs="Arial" w:eastAsia="Arial" w:hAnsi="Arial"/>
@@ -3654,7 +3654,7 @@
               <w:spacing w:after="10" w:before="0"/>
               <w:ind w:left="120"/>
             </w:pPr>
-            <w:hyperlink w:history="1" r:id="rId76fvhn8uzipallxwub7yj">
+            <w:hyperlink w:history="1" r:id="rId45pxswe_y_skqjv3ulgpa">
               <w:r>
                 <w:rPr>
                   <w:rFonts w:ascii="Arial" w:cs="Arial" w:eastAsia="Arial" w:hAnsi="Arial"/>
@@ -3869,7 +3869,7 @@
             <w:pPr>
               <w:spacing w:after="20" w:before="0"/>
             </w:pPr>
-            <w:hyperlink w:history="1" r:id="rIdzpsx5ngypbgye-baa8v75">
+            <w:hyperlink w:history="1" r:id="rId37ia6y7vzicimnu6xulf4">
               <w:r>
                 <w:rPr>
                   <w:rFonts w:ascii="Arial" w:cs="Arial" w:eastAsia="Arial" w:hAnsi="Arial"/>
@@ -3918,7 +3918,7 @@
               <w:spacing w:after="10" w:before="0"/>
               <w:ind w:left="120"/>
             </w:pPr>
-            <w:hyperlink w:history="1" r:id="rIdxyoqzkfue3b28jc5s90dd">
+            <w:hyperlink w:history="1" r:id="rIdmtg5ezpd1wdmwvgpc-mkb">
               <w:r>
                 <w:rPr>
                   <w:rFonts w:ascii="Arial" w:cs="Arial" w:eastAsia="Arial" w:hAnsi="Arial"/>
@@ -3980,7 +3980,7 @@
               <w:spacing w:after="10" w:before="0"/>
               <w:ind w:left="120"/>
             </w:pPr>
-            <w:hyperlink w:history="1" r:id="rIdma4ahhyky6phenejcmkou">
+            <w:hyperlink w:history="1" r:id="rIdsux2yskjdcbctrkazc-f1">
               <w:r>
                 <w:rPr>
                   <w:rFonts w:ascii="Arial" w:cs="Arial" w:eastAsia="Arial" w:hAnsi="Arial"/>
@@ -4195,7 +4195,7 @@
             <w:pPr>
               <w:spacing w:after="20" w:before="0"/>
             </w:pPr>
-            <w:hyperlink w:history="1" r:id="rIdx1svgzffgr4iaiqe0b0ry">
+            <w:hyperlink w:history="1" r:id="rIdwkdjvzm1rnbldzddsh_9x">
               <w:r>
                 <w:rPr>
                   <w:rFonts w:ascii="Arial" w:cs="Arial" w:eastAsia="Arial" w:hAnsi="Arial"/>
@@ -4244,7 +4244,7 @@
               <w:spacing w:after="10" w:before="0"/>
               <w:ind w:left="120"/>
             </w:pPr>
-            <w:hyperlink w:history="1" r:id="rIdlvgfyzrbsjhu4unqbn65g">
+            <w:hyperlink w:history="1" r:id="rIdriwuyxzf1rh2nvihemsjn">
               <w:r>
                 <w:rPr>
                   <w:rFonts w:ascii="Arial" w:cs="Arial" w:eastAsia="Arial" w:hAnsi="Arial"/>
@@ -4306,7 +4306,7 @@
               <w:spacing w:after="10" w:before="0"/>
               <w:ind w:left="120"/>
             </w:pPr>
-            <w:hyperlink w:history="1" r:id="rIdrzqntj4iiqww7nkhpo1ho">
+            <w:hyperlink w:history="1" r:id="rIdn65lgds6hmpwwrr14ev4u">
               <w:r>
                 <w:rPr>
                   <w:rFonts w:ascii="Arial" w:cs="Arial" w:eastAsia="Arial" w:hAnsi="Arial"/>
@@ -4521,7 +4521,7 @@
             <w:pPr>
               <w:spacing w:after="20" w:before="0"/>
             </w:pPr>
-            <w:hyperlink w:history="1" r:id="rIdklff3mlzhbxmfgrjlnrr_">
+            <w:hyperlink w:history="1" r:id="rIdiju9djzclf-k9lhr84kxz">
               <w:r>
                 <w:rPr>
                   <w:rFonts w:ascii="Arial" w:cs="Arial" w:eastAsia="Arial" w:hAnsi="Arial"/>
@@ -4570,7 +4570,7 @@
               <w:spacing w:after="10" w:before="0"/>
               <w:ind w:left="120"/>
             </w:pPr>
-            <w:hyperlink w:history="1" r:id="rIddkrhyzjwmxg_c4fv8p3pw">
+            <w:hyperlink w:history="1" r:id="rId67eazqw-6_8pmolz0wffk">
               <w:r>
                 <w:rPr>
                   <w:rFonts w:ascii="Arial" w:cs="Arial" w:eastAsia="Arial" w:hAnsi="Arial"/>
@@ -4632,7 +4632,7 @@
               <w:spacing w:after="10" w:before="0"/>
               <w:ind w:left="120"/>
             </w:pPr>
-            <w:hyperlink w:history="1" r:id="rIdgppyc9mprm6ocvkjtb4e4">
+            <w:hyperlink w:history="1" r:id="rIduzzvt52y6bmfleh9aza4c">
               <w:r>
                 <w:rPr>
                   <w:rFonts w:ascii="Arial" w:cs="Arial" w:eastAsia="Arial" w:hAnsi="Arial"/>
@@ -5272,7 +5272,7 @@
         </w:rPr>
         <w:t xml:space="preserve">© 2026 SeaVuria and ARES. Aligned with KICD objectives. Developed by SeaVuria; technical implementation by ARES (with AI assistance from Claude). Licensed under </w:t>
       </w:r>
-      <w:hyperlink w:history="1" r:id="rId8p7z0vbldiva4airabrxm">
+      <w:hyperlink w:history="1" r:id="rIdnxfh29jxxzh7xixpuvlna">
         <w:r>
           <w:rPr>
             <w:rFonts w:ascii="Arial" w:cs="Arial" w:eastAsia="Arial" w:hAnsi="Arial"/>
@@ -5293,7 +5293,7 @@
         </w:rPr>
         <w:t xml:space="preserve"> (</w:t>
       </w:r>
-      <w:hyperlink w:history="1" r:id="rIdepfo2pprxvcxv02dydtea">
+      <w:hyperlink w:history="1" r:id="rIduldevpml2dm5fa6bewdbq">
         <w:r>
           <w:rPr>
             <w:rFonts w:ascii="Arial" w:cs="Arial" w:eastAsia="Arial" w:hAnsi="Arial"/>
@@ -6350,7 +6350,7 @@
               <w:spacing w:after="10" w:before="0"/>
               <w:ind w:left="120"/>
             </w:pPr>
-            <w:hyperlink w:history="1" r:id="rId4y1biudv87ka5beoxnrfy">
+            <w:hyperlink w:history="1" r:id="rIdgj923fp9f6ekxojf4xvyz">
               <w:r>
                 <w:rPr>
                   <w:rFonts w:ascii="Arial" w:cs="Arial" w:eastAsia="Arial" w:hAnsi="Arial"/>
@@ -6427,7 +6427,7 @@
               <w:spacing w:after="10" w:before="0"/>
               <w:ind w:left="120"/>
             </w:pPr>
-            <w:hyperlink w:history="1" r:id="rIdvsotsvflpzxgse-6qwbyw">
+            <w:hyperlink w:history="1" r:id="rIdi-jfds_tcd92nrezvvrds">
               <w:r>
                 <w:rPr>
                   <w:rFonts w:ascii="Arial" w:cs="Arial" w:eastAsia="Arial" w:hAnsi="Arial"/>
@@ -6659,7 +6659,7 @@
               <w:spacing w:after="10" w:before="0"/>
               <w:ind w:left="120"/>
             </w:pPr>
-            <w:hyperlink w:history="1" r:id="rIdj0td0ghql232btzdddksf">
+            <w:hyperlink w:history="1" r:id="rIdtzxtmz0gbxewxrb55i60l">
               <w:r>
                 <w:rPr>
                   <w:rFonts w:ascii="Arial" w:cs="Arial" w:eastAsia="Arial" w:hAnsi="Arial"/>
@@ -6736,7 +6736,7 @@
               <w:spacing w:after="10" w:before="0"/>
               <w:ind w:left="120"/>
             </w:pPr>
-            <w:hyperlink w:history="1" r:id="rIdar8t6pzimcutolza3xoiy">
+            <w:hyperlink w:history="1" r:id="rIdqzcuqnw8dn8n1dzouqcr_">
               <w:r>
                 <w:rPr>
                   <w:rFonts w:ascii="Arial" w:cs="Arial" w:eastAsia="Arial" w:hAnsi="Arial"/>
@@ -6968,7 +6968,7 @@
               <w:spacing w:after="10" w:before="0"/>
               <w:ind w:left="120"/>
             </w:pPr>
-            <w:hyperlink w:history="1" r:id="rIdgoeyqnhmbsvzcqwwvoouc">
+            <w:hyperlink w:history="1" r:id="rIdsbb_yf9wtbvllmzglnwp9">
               <w:r>
                 <w:rPr>
                   <w:rFonts w:ascii="Arial" w:cs="Arial" w:eastAsia="Arial" w:hAnsi="Arial"/>
@@ -7045,7 +7045,7 @@
               <w:spacing w:after="10" w:before="0"/>
               <w:ind w:left="120"/>
             </w:pPr>
-            <w:hyperlink w:history="1" r:id="rIdmxo9lyz1onasbzvwgpuyc">
+            <w:hyperlink w:history="1" r:id="rId6fbrbjyy8ronklow51hzy">
               <w:r>
                 <w:rPr>
                   <w:rFonts w:ascii="Arial" w:cs="Arial" w:eastAsia="Arial" w:hAnsi="Arial"/>
@@ -7277,7 +7277,7 @@
               <w:spacing w:after="10" w:before="0"/>
               <w:ind w:left="120"/>
             </w:pPr>
-            <w:hyperlink w:history="1" r:id="rIdboln4iaclpkfqqgqqmc_z">
+            <w:hyperlink w:history="1" r:id="rIdrcqjw51wz6qfsik1tqjtb">
               <w:r>
                 <w:rPr>
                   <w:rFonts w:ascii="Arial" w:cs="Arial" w:eastAsia="Arial" w:hAnsi="Arial"/>
@@ -7354,7 +7354,7 @@
               <w:spacing w:after="10" w:before="0"/>
               <w:ind w:left="120"/>
             </w:pPr>
-            <w:hyperlink w:history="1" r:id="rIddt6gsdbum74kkazawzsnc">
+            <w:hyperlink w:history="1" r:id="rId4z6ygxw45shejxihkydzf">
               <w:r>
                 <w:rPr>
                   <w:rFonts w:ascii="Arial" w:cs="Arial" w:eastAsia="Arial" w:hAnsi="Arial"/>
@@ -7586,7 +7586,7 @@
               <w:spacing w:after="10" w:before="0"/>
               <w:ind w:left="120"/>
             </w:pPr>
-            <w:hyperlink w:history="1" r:id="rIdqdmhy5goh3sgzeiggvnjl">
+            <w:hyperlink w:history="1" r:id="rIdi2agvtwzpcgrgobnhgozp">
               <w:r>
                 <w:rPr>
                   <w:rFonts w:ascii="Arial" w:cs="Arial" w:eastAsia="Arial" w:hAnsi="Arial"/>
@@ -7663,7 +7663,7 @@
               <w:spacing w:after="10" w:before="0"/>
               <w:ind w:left="120"/>
             </w:pPr>
-            <w:hyperlink w:history="1" r:id="rIdl1obqp6ydv213w6vhdwg9">
+            <w:hyperlink w:history="1" r:id="rIdmbczb9qlb4aply3jzet3n">
               <w:r>
                 <w:rPr>
                   <w:rFonts w:ascii="Arial" w:cs="Arial" w:eastAsia="Arial" w:hAnsi="Arial"/>
@@ -8203,7 +8203,7 @@
         </w:rPr>
         <w:t xml:space="preserve">© 2026 SeaVuria and ARES. Aligned with KICD objectives. Developed by SeaVuria; technical implementation by ARES (with AI assistance from Claude). Licensed under </w:t>
       </w:r>
-      <w:hyperlink w:history="1" r:id="rIdmmfpxeg-jzmuykmwlqdbk">
+      <w:hyperlink w:history="1" r:id="rIdtz8lhdefpf7dbya3shh6o">
         <w:r>
           <w:rPr>
             <w:rFonts w:ascii="Arial" w:cs="Arial" w:eastAsia="Arial" w:hAnsi="Arial"/>
@@ -8224,7 +8224,7 @@
         </w:rPr>
         <w:t xml:space="preserve"> (</w:t>
       </w:r>
-      <w:hyperlink w:history="1" r:id="rIdrpj5r7kasywtt0fpwshrd">
+      <w:hyperlink w:history="1" r:id="rIddgtjbdxr5yvkf4wkovuif">
         <w:r>
           <w:rPr>
             <w:rFonts w:ascii="Arial" w:cs="Arial" w:eastAsia="Arial" w:hAnsi="Arial"/>
@@ -9281,7 +9281,7 @@
               <w:spacing w:after="10" w:before="0"/>
               <w:ind w:left="120"/>
             </w:pPr>
-            <w:hyperlink w:history="1" r:id="rIdilyrrzkchmwzzd0rueojk">
+            <w:hyperlink w:history="1" r:id="rIdadkqgwlw1qwniufbu45st">
               <w:r>
                 <w:rPr>
                   <w:rFonts w:ascii="Arial" w:cs="Arial" w:eastAsia="Arial" w:hAnsi="Arial"/>
@@ -9358,7 +9358,7 @@
               <w:spacing w:after="10" w:before="0"/>
               <w:ind w:left="120"/>
             </w:pPr>
-            <w:hyperlink w:history="1" r:id="rIdz3mbdot8kdjczc1ug89qh">
+            <w:hyperlink w:history="1" r:id="rIdpdbda7ejywdyfrudxeqnf">
               <w:r>
                 <w:rPr>
                   <w:rFonts w:ascii="Arial" w:cs="Arial" w:eastAsia="Arial" w:hAnsi="Arial"/>
@@ -9590,7 +9590,7 @@
               <w:spacing w:after="10" w:before="0"/>
               <w:ind w:left="120"/>
             </w:pPr>
-            <w:hyperlink w:history="1" r:id="rIdjg17d63d6etubalcbrkka">
+            <w:hyperlink w:history="1" r:id="rIdxldpn998g6ri4csyfxfji">
               <w:r>
                 <w:rPr>
                   <w:rFonts w:ascii="Arial" w:cs="Arial" w:eastAsia="Arial" w:hAnsi="Arial"/>
@@ -9667,7 +9667,7 @@
               <w:spacing w:after="10" w:before="0"/>
               <w:ind w:left="120"/>
             </w:pPr>
-            <w:hyperlink w:history="1" r:id="rIdsemodgddmtbm08uuis9dw">
+            <w:hyperlink w:history="1" r:id="rId0mq3ulgg8hnoe5uwo1bah">
               <w:r>
                 <w:rPr>
                   <w:rFonts w:ascii="Arial" w:cs="Arial" w:eastAsia="Arial" w:hAnsi="Arial"/>
@@ -9899,7 +9899,7 @@
               <w:spacing w:after="10" w:before="0"/>
               <w:ind w:left="120"/>
             </w:pPr>
-            <w:hyperlink w:history="1" r:id="rIdcyjzh3eemxbrpnw-ceed4">
+            <w:hyperlink w:history="1" r:id="rIdycyd_adqkffennsmytfnu">
               <w:r>
                 <w:rPr>
                   <w:rFonts w:ascii="Arial" w:cs="Arial" w:eastAsia="Arial" w:hAnsi="Arial"/>
@@ -9976,7 +9976,7 @@
               <w:spacing w:after="10" w:before="0"/>
               <w:ind w:left="120"/>
             </w:pPr>
-            <w:hyperlink w:history="1" r:id="rId-jfrig3zvsacq5otghqwo">
+            <w:hyperlink w:history="1" r:id="rIdzssea6vrt5tblriiduyxn">
               <w:r>
                 <w:rPr>
                   <w:rFonts w:ascii="Arial" w:cs="Arial" w:eastAsia="Arial" w:hAnsi="Arial"/>
@@ -10208,7 +10208,7 @@
               <w:spacing w:after="10" w:before="0"/>
               <w:ind w:left="120"/>
             </w:pPr>
-            <w:hyperlink w:history="1" r:id="rIdksoj3ihb5k4g7ltmth7fg">
+            <w:hyperlink w:history="1" r:id="rIdnrxsjwhbp8wozrxwwmy-g">
               <w:r>
                 <w:rPr>
                   <w:rFonts w:ascii="Arial" w:cs="Arial" w:eastAsia="Arial" w:hAnsi="Arial"/>
@@ -10285,7 +10285,7 @@
               <w:spacing w:after="10" w:before="0"/>
               <w:ind w:left="120"/>
             </w:pPr>
-            <w:hyperlink w:history="1" r:id="rIdjrpcssbqbbtphqb0ie7gn">
+            <w:hyperlink w:history="1" r:id="rIddvfub71uzklzz0cjznuo3">
               <w:r>
                 <w:rPr>
                   <w:rFonts w:ascii="Arial" w:cs="Arial" w:eastAsia="Arial" w:hAnsi="Arial"/>
@@ -10517,7 +10517,7 @@
               <w:spacing w:after="10" w:before="0"/>
               <w:ind w:left="120"/>
             </w:pPr>
-            <w:hyperlink w:history="1" r:id="rIdcdxgqduhhoyus6iq7dau5">
+            <w:hyperlink w:history="1" r:id="rIdpexldo0ehdj1liy9pj-qv">
               <w:r>
                 <w:rPr>
                   <w:rFonts w:ascii="Arial" w:cs="Arial" w:eastAsia="Arial" w:hAnsi="Arial"/>
@@ -10594,7 +10594,7 @@
               <w:spacing w:after="10" w:before="0"/>
               <w:ind w:left="120"/>
             </w:pPr>
-            <w:hyperlink w:history="1" r:id="rIdkav6s4trk0n76ouztzt5e">
+            <w:hyperlink w:history="1" r:id="rIdpbkuvq_hf1jqpr2daw6jd">
               <w:r>
                 <w:rPr>
                   <w:rFonts w:ascii="Arial" w:cs="Arial" w:eastAsia="Arial" w:hAnsi="Arial"/>
@@ -11234,7 +11234,7 @@
         </w:rPr>
         <w:t xml:space="preserve">© 2026 SeaVuria and ARES. Aligned with KICD objectives. Developed by SeaVuria; technical implementation by ARES (with AI assistance from Claude). Licensed under </w:t>
       </w:r>
-      <w:hyperlink w:history="1" r:id="rIdg4rqgismqp5ncni-c5l0t">
+      <w:hyperlink w:history="1" r:id="rIdivbzsyu5bipgqonxg9wnk">
         <w:r>
           <w:rPr>
             <w:rFonts w:ascii="Arial" w:cs="Arial" w:eastAsia="Arial" w:hAnsi="Arial"/>
@@ -11255,7 +11255,7 @@
         </w:rPr>
         <w:t xml:space="preserve"> (</w:t>
       </w:r>
-      <w:hyperlink w:history="1" r:id="rIdh_iihlqjpizjrphhtfis8">
+      <w:hyperlink w:history="1" r:id="rIdxhknmjrvkc7s9_qhydhcb">
         <w:r>
           <w:rPr>
             <w:rFonts w:ascii="Arial" w:cs="Arial" w:eastAsia="Arial" w:hAnsi="Arial"/>
@@ -12295,7 +12295,7 @@
             <w:pPr>
               <w:spacing w:after="20" w:before="0"/>
             </w:pPr>
-            <w:hyperlink w:history="1" r:id="rIdpykqa-etmcs7sodsocuay">
+            <w:hyperlink w:history="1" r:id="rIddqnga_gvpzt4r8pwlm9wl">
               <w:r>
                 <w:rPr>
                   <w:rFonts w:ascii="Arial" w:cs="Arial" w:eastAsia="Arial" w:hAnsi="Arial"/>
@@ -12344,7 +12344,7 @@
               <w:spacing w:after="10" w:before="0"/>
               <w:ind w:left="120"/>
             </w:pPr>
-            <w:hyperlink w:history="1" r:id="rIdkpau4ncqmaycmqjso1iub">
+            <w:hyperlink w:history="1" r:id="rId3mzgmdttcmcquvrp_ypnu">
               <w:r>
                 <w:rPr>
                   <w:rFonts w:ascii="Arial" w:cs="Arial" w:eastAsia="Arial" w:hAnsi="Arial"/>
@@ -12406,7 +12406,7 @@
               <w:spacing w:after="10" w:before="0"/>
               <w:ind w:left="120"/>
             </w:pPr>
-            <w:hyperlink w:history="1" r:id="rIdrgzqy8sdh5bctw4wtrgbp">
+            <w:hyperlink w:history="1" r:id="rId0innrb1etn8y0q9ehfhaz">
               <w:r>
                 <w:rPr>
                   <w:rFonts w:ascii="Arial" w:cs="Arial" w:eastAsia="Arial" w:hAnsi="Arial"/>
@@ -12621,7 +12621,7 @@
             <w:pPr>
               <w:spacing w:after="20" w:before="0"/>
             </w:pPr>
-            <w:hyperlink w:history="1" r:id="rIddy7xfozxgb3fgiky_ksxq">
+            <w:hyperlink w:history="1" r:id="rIdjoplsznqhinee7dq8vbkl">
               <w:r>
                 <w:rPr>
                   <w:rFonts w:ascii="Arial" w:cs="Arial" w:eastAsia="Arial" w:hAnsi="Arial"/>
@@ -12670,7 +12670,7 @@
               <w:spacing w:after="10" w:before="0"/>
               <w:ind w:left="120"/>
             </w:pPr>
-            <w:hyperlink w:history="1" r:id="rIdjnpqroq7jjwrmwukxlslm">
+            <w:hyperlink w:history="1" r:id="rIdzhpgzk6zvq-mo2lbkmqmq">
               <w:r>
                 <w:rPr>
                   <w:rFonts w:ascii="Arial" w:cs="Arial" w:eastAsia="Arial" w:hAnsi="Arial"/>
@@ -12732,7 +12732,7 @@
               <w:spacing w:after="10" w:before="0"/>
               <w:ind w:left="120"/>
             </w:pPr>
-            <w:hyperlink w:history="1" r:id="rIdclgokguk3lzwytyq87tsg">
+            <w:hyperlink w:history="1" r:id="rIdoqb2qi8htgnziat8bm1k2">
               <w:r>
                 <w:rPr>
                   <w:rFonts w:ascii="Arial" w:cs="Arial" w:eastAsia="Arial" w:hAnsi="Arial"/>
@@ -12947,7 +12947,7 @@
             <w:pPr>
               <w:spacing w:after="20" w:before="0"/>
             </w:pPr>
-            <w:hyperlink w:history="1" r:id="rIdhrtyr1srlren1fp5atzzx">
+            <w:hyperlink w:history="1" r:id="rIdilswg54hw7k3bewzafkk2">
               <w:r>
                 <w:rPr>
                   <w:rFonts w:ascii="Arial" w:cs="Arial" w:eastAsia="Arial" w:hAnsi="Arial"/>
@@ -12996,7 +12996,7 @@
               <w:spacing w:after="10" w:before="0"/>
               <w:ind w:left="120"/>
             </w:pPr>
-            <w:hyperlink w:history="1" r:id="rIdvekbrbf3sdbi6gpp3euwh">
+            <w:hyperlink w:history="1" r:id="rIdsc6kzp2z9om7tbpj1f9mo">
               <w:r>
                 <w:rPr>
                   <w:rFonts w:ascii="Arial" w:cs="Arial" w:eastAsia="Arial" w:hAnsi="Arial"/>
@@ -13058,7 +13058,7 @@
               <w:spacing w:after="10" w:before="0"/>
               <w:ind w:left="120"/>
             </w:pPr>
-            <w:hyperlink w:history="1" r:id="rIdperfyzh0nwfnhygq6bkto">
+            <w:hyperlink w:history="1" r:id="rIdvwvxgbwj4uqiob_t4nh75">
               <w:r>
                 <w:rPr>
                   <w:rFonts w:ascii="Arial" w:cs="Arial" w:eastAsia="Arial" w:hAnsi="Arial"/>
@@ -13273,7 +13273,7 @@
             <w:pPr>
               <w:spacing w:after="20" w:before="0"/>
             </w:pPr>
-            <w:hyperlink w:history="1" r:id="rId2t7dmyhvus6yqv6vmkift">
+            <w:hyperlink w:history="1" r:id="rIdazbjheoouevqtoc11x1_o">
               <w:r>
                 <w:rPr>
                   <w:rFonts w:ascii="Arial" w:cs="Arial" w:eastAsia="Arial" w:hAnsi="Arial"/>
@@ -13322,7 +13322,7 @@
               <w:spacing w:after="10" w:before="0"/>
               <w:ind w:left="120"/>
             </w:pPr>
-            <w:hyperlink w:history="1" r:id="rId-keznai4y0wt-2sclmj4m">
+            <w:hyperlink w:history="1" r:id="rIdxbcrvzxzhgf4bp24fre9u">
               <w:r>
                 <w:rPr>
                   <w:rFonts w:ascii="Arial" w:cs="Arial" w:eastAsia="Arial" w:hAnsi="Arial"/>
@@ -13384,7 +13384,7 @@
               <w:spacing w:after="10" w:before="0"/>
               <w:ind w:left="120"/>
             </w:pPr>
-            <w:hyperlink w:history="1" r:id="rIdug3-rppw5fwa8swz7s9z3">
+            <w:hyperlink w:history="1" r:id="rIdwphvk8c7kt-n2m8uofkdg">
               <w:r>
                 <w:rPr>
                   <w:rFonts w:ascii="Arial" w:cs="Arial" w:eastAsia="Arial" w:hAnsi="Arial"/>
@@ -13599,7 +13599,7 @@
             <w:pPr>
               <w:spacing w:after="20" w:before="0"/>
             </w:pPr>
-            <w:hyperlink w:history="1" r:id="rIdhjn9mk-tkfl57c8iipv2g">
+            <w:hyperlink w:history="1" r:id="rIdwihoinp2yvr47gp1l6ouo">
               <w:r>
                 <w:rPr>
                   <w:rFonts w:ascii="Arial" w:cs="Arial" w:eastAsia="Arial" w:hAnsi="Arial"/>
@@ -13648,7 +13648,7 @@
               <w:spacing w:after="10" w:before="0"/>
               <w:ind w:left="120"/>
             </w:pPr>
-            <w:hyperlink w:history="1" r:id="rIdzvofeuwdqycedowfqw247">
+            <w:hyperlink w:history="1" r:id="rId50-ckhlgynczzuhvrhcyz">
               <w:r>
                 <w:rPr>
                   <w:rFonts w:ascii="Arial" w:cs="Arial" w:eastAsia="Arial" w:hAnsi="Arial"/>
@@ -13710,7 +13710,7 @@
               <w:spacing w:after="10" w:before="0"/>
               <w:ind w:left="120"/>
             </w:pPr>
-            <w:hyperlink w:history="1" r:id="rIdnfvfv-tya6rf6fn3rgl_q">
+            <w:hyperlink w:history="1" r:id="rIdatuyhzdcn8prpcoeo0i7p">
               <w:r>
                 <w:rPr>
                   <w:rFonts w:ascii="Arial" w:cs="Arial" w:eastAsia="Arial" w:hAnsi="Arial"/>
@@ -14250,7 +14250,7 @@
         </w:rPr>
         <w:t xml:space="preserve">© 2026 SeaVuria and ARES. Aligned with KICD objectives. Developed by SeaVuria; technical implementation by ARES (with AI assistance from Claude). Licensed under </w:t>
       </w:r>
-      <w:hyperlink w:history="1" r:id="rIdwhouo3mnl2olimufg6cwg">
+      <w:hyperlink w:history="1" r:id="rIdwgvs4lavvvbnius46zgnu">
         <w:r>
           <w:rPr>
             <w:rFonts w:ascii="Arial" w:cs="Arial" w:eastAsia="Arial" w:hAnsi="Arial"/>
@@ -14271,7 +14271,7 @@
         </w:rPr>
         <w:t xml:space="preserve"> (</w:t>
       </w:r>
-      <w:hyperlink w:history="1" r:id="rId3o1khllylvahuoiqx5gew">
+      <w:hyperlink w:history="1" r:id="rIdpoie_9lpcm7jokmeog3di">
         <w:r>
           <w:rPr>
             <w:rFonts w:ascii="Arial" w:cs="Arial" w:eastAsia="Arial" w:hAnsi="Arial"/>
@@ -15328,7 +15328,7 @@
               <w:spacing w:after="10" w:before="0"/>
               <w:ind w:left="120"/>
             </w:pPr>
-            <w:hyperlink w:history="1" r:id="rId8tx1v5pdb2kve6-c2a9vb">
+            <w:hyperlink w:history="1" r:id="rId47lgmombmtmibdtejbyrv">
               <w:r>
                 <w:rPr>
                   <w:rFonts w:ascii="Arial" w:cs="Arial" w:eastAsia="Arial" w:hAnsi="Arial"/>
@@ -15405,7 +15405,7 @@
               <w:spacing w:after="10" w:before="0"/>
               <w:ind w:left="120"/>
             </w:pPr>
-            <w:hyperlink w:history="1" r:id="rIdyrjhwkasaddjtz5xttjlw">
+            <w:hyperlink w:history="1" r:id="rIdtpnt2g-li1mhyfqebsphh">
               <w:r>
                 <w:rPr>
                   <w:rFonts w:ascii="Arial" w:cs="Arial" w:eastAsia="Arial" w:hAnsi="Arial"/>
@@ -15637,7 +15637,7 @@
               <w:spacing w:after="10" w:before="0"/>
               <w:ind w:left="120"/>
             </w:pPr>
-            <w:hyperlink w:history="1" r:id="rIdv6ihgdlwz7b0g5vnxrj1d">
+            <w:hyperlink w:history="1" r:id="rIdd9ji0g-2qlb97i2g_tzan">
               <w:r>
                 <w:rPr>
                   <w:rFonts w:ascii="Arial" w:cs="Arial" w:eastAsia="Arial" w:hAnsi="Arial"/>
@@ -15714,7 +15714,7 @@
               <w:spacing w:after="10" w:before="0"/>
               <w:ind w:left="120"/>
             </w:pPr>
-            <w:hyperlink w:history="1" r:id="rIdr0s9vvtyhw03ogpqerf50">
+            <w:hyperlink w:history="1" r:id="rIdye7llcizpb64-wv7xtb1g">
               <w:r>
                 <w:rPr>
                   <w:rFonts w:ascii="Arial" w:cs="Arial" w:eastAsia="Arial" w:hAnsi="Arial"/>
@@ -15946,7 +15946,7 @@
               <w:spacing w:after="10" w:before="0"/>
               <w:ind w:left="120"/>
             </w:pPr>
-            <w:hyperlink w:history="1" r:id="rIdjpdlgtfmynjmvz7tnysni">
+            <w:hyperlink w:history="1" r:id="rIdbwxxl4dzzs4ggwogrdfcr">
               <w:r>
                 <w:rPr>
                   <w:rFonts w:ascii="Arial" w:cs="Arial" w:eastAsia="Arial" w:hAnsi="Arial"/>
@@ -16023,7 +16023,7 @@
               <w:spacing w:after="10" w:before="0"/>
               <w:ind w:left="120"/>
             </w:pPr>
-            <w:hyperlink w:history="1" r:id="rId20kywyg4xct9li7h4gqja">
+            <w:hyperlink w:history="1" r:id="rIdvxqzc8yh2jb4yhyzu7_3e">
               <w:r>
                 <w:rPr>
                   <w:rFonts w:ascii="Arial" w:cs="Arial" w:eastAsia="Arial" w:hAnsi="Arial"/>
@@ -16255,7 +16255,7 @@
               <w:spacing w:after="10" w:before="0"/>
               <w:ind w:left="120"/>
             </w:pPr>
-            <w:hyperlink w:history="1" r:id="rId8skjljusjc7tissb175rv">
+            <w:hyperlink w:history="1" r:id="rIdxxcco6cnkn9shdqzbxpn5">
               <w:r>
                 <w:rPr>
                   <w:rFonts w:ascii="Arial" w:cs="Arial" w:eastAsia="Arial" w:hAnsi="Arial"/>
@@ -16332,7 +16332,7 @@
               <w:spacing w:after="10" w:before="0"/>
               <w:ind w:left="120"/>
             </w:pPr>
-            <w:hyperlink w:history="1" r:id="rId3xs6nyylcrxvzugxxsk0m">
+            <w:hyperlink w:history="1" r:id="rIdvi5jgwnbhflfci2bnpioc">
               <w:r>
                 <w:rPr>
                   <w:rFonts w:ascii="Arial" w:cs="Arial" w:eastAsia="Arial" w:hAnsi="Arial"/>
@@ -16564,7 +16564,7 @@
               <w:spacing w:after="10" w:before="0"/>
               <w:ind w:left="120"/>
             </w:pPr>
-            <w:hyperlink w:history="1" r:id="rIdcovyg9h7ghyujutdclcba">
+            <w:hyperlink w:history="1" r:id="rIdj-umus7nwhb1vhvcvismw">
               <w:r>
                 <w:rPr>
                   <w:rFonts w:ascii="Arial" w:cs="Arial" w:eastAsia="Arial" w:hAnsi="Arial"/>
@@ -16641,7 +16641,7 @@
               <w:spacing w:after="10" w:before="0"/>
               <w:ind w:left="120"/>
             </w:pPr>
-            <w:hyperlink w:history="1" r:id="rIdppfuct9hrtzhirq3htp3t">
+            <w:hyperlink w:history="1" r:id="rIdfr8z3ccz6ykb5tqsukr_a">
               <w:r>
                 <w:rPr>
                   <w:rFonts w:ascii="Arial" w:cs="Arial" w:eastAsia="Arial" w:hAnsi="Arial"/>
@@ -17301,7 +17301,7 @@
         </w:rPr>
         <w:t xml:space="preserve">© 2026 SeaVuria and ARES. Aligned with KICD objectives. Developed by SeaVuria; technical implementation by ARES (with AI assistance from Claude). Licensed under </w:t>
       </w:r>
-      <w:hyperlink w:history="1" r:id="rIdsvqqx_gxdyndhk21rgxtn">
+      <w:hyperlink w:history="1" r:id="rIdeos8uogdzccupgtyk1znl">
         <w:r>
           <w:rPr>
             <w:rFonts w:ascii="Arial" w:cs="Arial" w:eastAsia="Arial" w:hAnsi="Arial"/>
@@ -17322,7 +17322,7 @@
         </w:rPr>
         <w:t xml:space="preserve"> (</w:t>
       </w:r>
-      <w:hyperlink w:history="1" r:id="rIdn1izwzirr0og2rzegvqfd">
+      <w:hyperlink w:history="1" r:id="rIdoriiyqafz2-piddzrdevm">
         <w:r>
           <w:rPr>
             <w:rFonts w:ascii="Arial" w:cs="Arial" w:eastAsia="Arial" w:hAnsi="Arial"/>
@@ -18379,7 +18379,7 @@
               <w:spacing w:after="10" w:before="0"/>
               <w:ind w:left="120"/>
             </w:pPr>
-            <w:hyperlink w:history="1" r:id="rIdfgo9qorec_ntnm3tn52qw">
+            <w:hyperlink w:history="1" r:id="rIdegxzi0hs0fx3cx1eai6cj">
               <w:r>
                 <w:rPr>
                   <w:rFonts w:ascii="Arial" w:cs="Arial" w:eastAsia="Arial" w:hAnsi="Arial"/>
@@ -18456,7 +18456,7 @@
               <w:spacing w:after="10" w:before="0"/>
               <w:ind w:left="120"/>
             </w:pPr>
-            <w:hyperlink w:history="1" r:id="rIdwp0veqykmjlyf6qcex2jc">
+            <w:hyperlink w:history="1" r:id="rIdxj6scgtxx7xwoiv95_jwz">
               <w:r>
                 <w:rPr>
                   <w:rFonts w:ascii="Arial" w:cs="Arial" w:eastAsia="Arial" w:hAnsi="Arial"/>
@@ -18688,7 +18688,7 @@
               <w:spacing w:after="10" w:before="0"/>
               <w:ind w:left="120"/>
             </w:pPr>
-            <w:hyperlink w:history="1" r:id="rIdmin-g3nn6--vzx2gxw-mw">
+            <w:hyperlink w:history="1" r:id="rIddbr_pmsuadfjtymju_wgh">
               <w:r>
                 <w:rPr>
                   <w:rFonts w:ascii="Arial" w:cs="Arial" w:eastAsia="Arial" w:hAnsi="Arial"/>
@@ -18765,7 +18765,7 @@
               <w:spacing w:after="10" w:before="0"/>
               <w:ind w:left="120"/>
             </w:pPr>
-            <w:hyperlink w:history="1" r:id="rIdvmvbcrcclemzz9v_l7vyk">
+            <w:hyperlink w:history="1" r:id="rIdsxpie2nqnst4mt3sndr1h">
               <w:r>
                 <w:rPr>
                   <w:rFonts w:ascii="Arial" w:cs="Arial" w:eastAsia="Arial" w:hAnsi="Arial"/>
@@ -18997,7 +18997,7 @@
               <w:spacing w:after="10" w:before="0"/>
               <w:ind w:left="120"/>
             </w:pPr>
-            <w:hyperlink w:history="1" r:id="rIdv9zn4iuzmmo8hmd9z5l2r">
+            <w:hyperlink w:history="1" r:id="rIdcj1w5frv6gqmbaikeoy59">
               <w:r>
                 <w:rPr>
                   <w:rFonts w:ascii="Arial" w:cs="Arial" w:eastAsia="Arial" w:hAnsi="Arial"/>
@@ -19074,7 +19074,7 @@
               <w:spacing w:after="10" w:before="0"/>
               <w:ind w:left="120"/>
             </w:pPr>
-            <w:hyperlink w:history="1" r:id="rIdqniooasskibawh54zo9sz">
+            <w:hyperlink w:history="1" r:id="rIdjd78lxyffs4heicnfed_v">
               <w:r>
                 <w:rPr>
                   <w:rFonts w:ascii="Arial" w:cs="Arial" w:eastAsia="Arial" w:hAnsi="Arial"/>
@@ -19306,7 +19306,7 @@
               <w:spacing w:after="10" w:before="0"/>
               <w:ind w:left="120"/>
             </w:pPr>
-            <w:hyperlink w:history="1" r:id="rIdt0557d0qll-xjjwousj7z">
+            <w:hyperlink w:history="1" r:id="rIdxlwkulonupaqqr6omqc5s">
               <w:r>
                 <w:rPr>
                   <w:rFonts w:ascii="Arial" w:cs="Arial" w:eastAsia="Arial" w:hAnsi="Arial"/>
@@ -19383,7 +19383,7 @@
               <w:spacing w:after="10" w:before="0"/>
               <w:ind w:left="120"/>
             </w:pPr>
-            <w:hyperlink w:history="1" r:id="rIdkm_iubmri8l5syyc90m7o">
+            <w:hyperlink w:history="1" r:id="rIdaln4yufy2k0xxbc0avhlt">
               <w:r>
                 <w:rPr>
                   <w:rFonts w:ascii="Arial" w:cs="Arial" w:eastAsia="Arial" w:hAnsi="Arial"/>
@@ -19615,7 +19615,7 @@
               <w:spacing w:after="10" w:before="0"/>
               <w:ind w:left="120"/>
             </w:pPr>
-            <w:hyperlink w:history="1" r:id="rIdzmggv9uvvab1otqfhaemu">
+            <w:hyperlink w:history="1" r:id="rIdfpbvlhjynvnfhcuyhynic">
               <w:r>
                 <w:rPr>
                   <w:rFonts w:ascii="Arial" w:cs="Arial" w:eastAsia="Arial" w:hAnsi="Arial"/>
@@ -19692,7 +19692,7 @@
               <w:spacing w:after="10" w:before="0"/>
               <w:ind w:left="120"/>
             </w:pPr>
-            <w:hyperlink w:history="1" r:id="rId6yals_89lenhne8pwbjso">
+            <w:hyperlink w:history="1" r:id="rIdfcgh45edrpcpxvxwqsbcb">
               <w:r>
                 <w:rPr>
                   <w:rFonts w:ascii="Arial" w:cs="Arial" w:eastAsia="Arial" w:hAnsi="Arial"/>
@@ -20352,7 +20352,7 @@
         </w:rPr>
         <w:t xml:space="preserve">© 2026 SeaVuria and ARES. Aligned with KICD objectives. Developed by SeaVuria; technical implementation by ARES (with AI assistance from Claude). Licensed under </w:t>
       </w:r>
-      <w:hyperlink w:history="1" r:id="rId8ilaoaabwpn31zay86eua">
+      <w:hyperlink w:history="1" r:id="rIdvo271qx4hrxfkgmcpmpap">
         <w:r>
           <w:rPr>
             <w:rFonts w:ascii="Arial" w:cs="Arial" w:eastAsia="Arial" w:hAnsi="Arial"/>
@@ -20373,7 +20373,7 @@
         </w:rPr>
         <w:t xml:space="preserve"> (</w:t>
       </w:r>
-      <w:hyperlink w:history="1" r:id="rId6yc38oiupp1vbxhxbnfjd">
+      <w:hyperlink w:history="1" r:id="rIdvw_qrmtswf6ehma-j2k-c">
         <w:r>
           <w:rPr>
             <w:rFonts w:ascii="Arial" w:cs="Arial" w:eastAsia="Arial" w:hAnsi="Arial"/>
@@ -21430,7 +21430,7 @@
               <w:spacing w:after="10" w:before="0"/>
               <w:ind w:left="120"/>
             </w:pPr>
-            <w:hyperlink w:history="1" r:id="rIdovqsmkbjgpgyfn8uk_gnj">
+            <w:hyperlink w:history="1" r:id="rId8xvjpoc_oz0e31nzgtne0">
               <w:r>
                 <w:rPr>
                   <w:rFonts w:ascii="Arial" w:cs="Arial" w:eastAsia="Arial" w:hAnsi="Arial"/>
@@ -21507,7 +21507,7 @@
               <w:spacing w:after="10" w:before="0"/>
               <w:ind w:left="120"/>
             </w:pPr>
-            <w:hyperlink w:history="1" r:id="rIdqg7lae4gj8evjabay44re">
+            <w:hyperlink w:history="1" r:id="rIdpnkm99ryccdf5cdmqe5gb">
               <w:r>
                 <w:rPr>
                   <w:rFonts w:ascii="Arial" w:cs="Arial" w:eastAsia="Arial" w:hAnsi="Arial"/>
@@ -21739,7 +21739,7 @@
               <w:spacing w:after="10" w:before="0"/>
               <w:ind w:left="120"/>
             </w:pPr>
-            <w:hyperlink w:history="1" r:id="rIduzhbjspqelkwb4xph2q9d">
+            <w:hyperlink w:history="1" r:id="rIduj_k2dolkghettmg77ezl">
               <w:r>
                 <w:rPr>
                   <w:rFonts w:ascii="Arial" w:cs="Arial" w:eastAsia="Arial" w:hAnsi="Arial"/>
@@ -21816,7 +21816,7 @@
               <w:spacing w:after="10" w:before="0"/>
               <w:ind w:left="120"/>
             </w:pPr>
-            <w:hyperlink w:history="1" r:id="rIdxrzux6jb9szqhbqedbume">
+            <w:hyperlink w:history="1" r:id="rId7hik6m_ol6nkmlyioswyd">
               <w:r>
                 <w:rPr>
                   <w:rFonts w:ascii="Arial" w:cs="Arial" w:eastAsia="Arial" w:hAnsi="Arial"/>
@@ -22048,7 +22048,7 @@
               <w:spacing w:after="10" w:before="0"/>
               <w:ind w:left="120"/>
             </w:pPr>
-            <w:hyperlink w:history="1" r:id="rId7-l4rmx6ju-fd7u3nltbr">
+            <w:hyperlink w:history="1" r:id="rIdohas1eu2h1cj2ypzpuu-g">
               <w:r>
                 <w:rPr>
                   <w:rFonts w:ascii="Arial" w:cs="Arial" w:eastAsia="Arial" w:hAnsi="Arial"/>
@@ -22125,7 +22125,7 @@
               <w:spacing w:after="10" w:before="0"/>
               <w:ind w:left="120"/>
             </w:pPr>
-            <w:hyperlink w:history="1" r:id="rIdz1f1yv79m75gv5dgonbfc">
+            <w:hyperlink w:history="1" r:id="rIdzznbvs0g1nq7l_hcorigj">
               <w:r>
                 <w:rPr>
                   <w:rFonts w:ascii="Arial" w:cs="Arial" w:eastAsia="Arial" w:hAnsi="Arial"/>
@@ -22357,7 +22357,7 @@
               <w:spacing w:after="10" w:before="0"/>
               <w:ind w:left="120"/>
             </w:pPr>
-            <w:hyperlink w:history="1" r:id="rIdhg_ix3mt_r6ug-lcqjk-q">
+            <w:hyperlink w:history="1" r:id="rIdxdlndgxj0sfo_fyfnw3at">
               <w:r>
                 <w:rPr>
                   <w:rFonts w:ascii="Arial" w:cs="Arial" w:eastAsia="Arial" w:hAnsi="Arial"/>
@@ -22434,7 +22434,7 @@
               <w:spacing w:after="10" w:before="0"/>
               <w:ind w:left="120"/>
             </w:pPr>
-            <w:hyperlink w:history="1" r:id="rIdt7qiwv4dxol0_wrubsufe">
+            <w:hyperlink w:history="1" r:id="rIdykb5f_y-91rdqxra3nb-8">
               <w:r>
                 <w:rPr>
                   <w:rFonts w:ascii="Arial" w:cs="Arial" w:eastAsia="Arial" w:hAnsi="Arial"/>
@@ -22666,7 +22666,7 @@
               <w:spacing w:after="10" w:before="0"/>
               <w:ind w:left="120"/>
             </w:pPr>
-            <w:hyperlink w:history="1" r:id="rIdb_hrnw8ccvtoao2h1ila-">
+            <w:hyperlink w:history="1" r:id="rIdf4jnchs_2ypm4izjqug18">
               <w:r>
                 <w:rPr>
                   <w:rFonts w:ascii="Arial" w:cs="Arial" w:eastAsia="Arial" w:hAnsi="Arial"/>
@@ -22743,7 +22743,7 @@
               <w:spacing w:after="10" w:before="0"/>
               <w:ind w:left="120"/>
             </w:pPr>
-            <w:hyperlink w:history="1" r:id="rId7jwmw-ixq__viuowqojcd">
+            <w:hyperlink w:history="1" r:id="rIdds2swbv3e7e__j7mrum07">
               <w:r>
                 <w:rPr>
                   <w:rFonts w:ascii="Arial" w:cs="Arial" w:eastAsia="Arial" w:hAnsi="Arial"/>
@@ -23283,7 +23283,7 @@
         </w:rPr>
         <w:t xml:space="preserve">© 2026 SeaVuria and ARES. Aligned with KICD objectives. Developed by SeaVuria; technical implementation by ARES (with AI assistance from Claude). Licensed under </w:t>
       </w:r>
-      <w:hyperlink w:history="1" r:id="rIdw4ktxarqk_ie69lyflojo">
+      <w:hyperlink w:history="1" r:id="rIdp6u8tae3duq1w3m1utki5">
         <w:r>
           <w:rPr>
             <w:rFonts w:ascii="Arial" w:cs="Arial" w:eastAsia="Arial" w:hAnsi="Arial"/>
@@ -23304,7 +23304,7 @@
         </w:rPr>
         <w:t xml:space="preserve"> (</w:t>
       </w:r>
-      <w:hyperlink w:history="1" r:id="rIdteprekss-hsjioukx-6d3">
+      <w:hyperlink w:history="1" r:id="rIddh-jljj1q4eu54dvovdyn">
         <w:r>
           <w:rPr>
             <w:rFonts w:ascii="Arial" w:cs="Arial" w:eastAsia="Arial" w:hAnsi="Arial"/>
@@ -24361,7 +24361,7 @@
               <w:spacing w:after="10" w:before="0"/>
               <w:ind w:left="120"/>
             </w:pPr>
-            <w:hyperlink w:history="1" r:id="rIde9jkgll3n0ny-9xqwtwru">
+            <w:hyperlink w:history="1" r:id="rIdty4ulqd2ffvtjj9uqa1u3">
               <w:r>
                 <w:rPr>
                   <w:rFonts w:ascii="Arial" w:cs="Arial" w:eastAsia="Arial" w:hAnsi="Arial"/>
@@ -24438,7 +24438,7 @@
               <w:spacing w:after="10" w:before="0"/>
               <w:ind w:left="120"/>
             </w:pPr>
-            <w:hyperlink w:history="1" r:id="rIdrgvonyz5omzhs79o2xbr0">
+            <w:hyperlink w:history="1" r:id="rId2o7nglj-izpmbywhbcfr6">
               <w:r>
                 <w:rPr>
                   <w:rFonts w:ascii="Arial" w:cs="Arial" w:eastAsia="Arial" w:hAnsi="Arial"/>
@@ -24670,7 +24670,7 @@
               <w:spacing w:after="10" w:before="0"/>
               <w:ind w:left="120"/>
             </w:pPr>
-            <w:hyperlink w:history="1" r:id="rId88audu4-ozpkhefrhgplf">
+            <w:hyperlink w:history="1" r:id="rIdnli9dbyezegmf9bavmnlr">
               <w:r>
                 <w:rPr>
                   <w:rFonts w:ascii="Arial" w:cs="Arial" w:eastAsia="Arial" w:hAnsi="Arial"/>
@@ -24747,7 +24747,7 @@
               <w:spacing w:after="10" w:before="0"/>
               <w:ind w:left="120"/>
             </w:pPr>
-            <w:hyperlink w:history="1" r:id="rIdnf-stexmpqpb4sxczvcp_">
+            <w:hyperlink w:history="1" r:id="rIdaylwq1coyzjcuygxpva7o">
               <w:r>
                 <w:rPr>
                   <w:rFonts w:ascii="Arial" w:cs="Arial" w:eastAsia="Arial" w:hAnsi="Arial"/>
@@ -24979,7 +24979,7 @@
               <w:spacing w:after="10" w:before="0"/>
               <w:ind w:left="120"/>
             </w:pPr>
-            <w:hyperlink w:history="1" r:id="rId8v87pcbp1cc5dghz0am5u">
+            <w:hyperlink w:history="1" r:id="rIdaf5nfpsozjfqfttmxi4rg">
               <w:r>
                 <w:rPr>
                   <w:rFonts w:ascii="Arial" w:cs="Arial" w:eastAsia="Arial" w:hAnsi="Arial"/>
@@ -25056,7 +25056,7 @@
               <w:spacing w:after="10" w:before="0"/>
               <w:ind w:left="120"/>
             </w:pPr>
-            <w:hyperlink w:history="1" r:id="rId1kp3_rsh-bxx5ygovar-a">
+            <w:hyperlink w:history="1" r:id="rIdidpo8dnpm4h_s3-4apwwg">
               <w:r>
                 <w:rPr>
                   <w:rFonts w:ascii="Arial" w:cs="Arial" w:eastAsia="Arial" w:hAnsi="Arial"/>
@@ -25288,7 +25288,7 @@
               <w:spacing w:after="10" w:before="0"/>
               <w:ind w:left="120"/>
             </w:pPr>
-            <w:hyperlink w:history="1" r:id="rId4bb36sv2pgyer_zmnfota">
+            <w:hyperlink w:history="1" r:id="rIdykr-a8kpuduysdjgqdadl">
               <w:r>
                 <w:rPr>
                   <w:rFonts w:ascii="Arial" w:cs="Arial" w:eastAsia="Arial" w:hAnsi="Arial"/>
@@ -25365,7 +25365,7 @@
               <w:spacing w:after="10" w:before="0"/>
               <w:ind w:left="120"/>
             </w:pPr>
-            <w:hyperlink w:history="1" r:id="rIdbv6_xjjoxf-1dtylqy22k">
+            <w:hyperlink w:history="1" r:id="rIdqzqbwf3hsaamm-veky-ql">
               <w:r>
                 <w:rPr>
                   <w:rFonts w:ascii="Arial" w:cs="Arial" w:eastAsia="Arial" w:hAnsi="Arial"/>
@@ -25597,7 +25597,7 @@
               <w:spacing w:after="10" w:before="0"/>
               <w:ind w:left="120"/>
             </w:pPr>
-            <w:hyperlink w:history="1" r:id="rIdkdvglh29_7-dt-dcoqerg">
+            <w:hyperlink w:history="1" r:id="rIdqgshk4w0kohfmw1dn4pjh">
               <w:r>
                 <w:rPr>
                   <w:rFonts w:ascii="Arial" w:cs="Arial" w:eastAsia="Arial" w:hAnsi="Arial"/>
@@ -25674,7 +25674,7 @@
               <w:spacing w:after="10" w:before="0"/>
               <w:ind w:left="120"/>
             </w:pPr>
-            <w:hyperlink w:history="1" r:id="rIde3fmhi4oyjrgqmcclqo56">
+            <w:hyperlink w:history="1" r:id="rId58-20voq8qqpdv8kho6ov">
               <w:r>
                 <w:rPr>
                   <w:rFonts w:ascii="Arial" w:cs="Arial" w:eastAsia="Arial" w:hAnsi="Arial"/>
@@ -26454,7 +26454,7 @@
         </w:rPr>
         <w:t xml:space="preserve">© 2026 SeaVuria and ARES. Aligned with KICD objectives. Developed by SeaVuria; technical implementation by ARES (with AI assistance from Claude). Licensed under </w:t>
       </w:r>
-      <w:hyperlink w:history="1" r:id="rIdbtboajbbugb85bdyfsiij">
+      <w:hyperlink w:history="1" r:id="rIdyvgeddsl7zs7_dzwv5h6b">
         <w:r>
           <w:rPr>
             <w:rFonts w:ascii="Arial" w:cs="Arial" w:eastAsia="Arial" w:hAnsi="Arial"/>
@@ -26475,7 +26475,7 @@
         </w:rPr>
         <w:t xml:space="preserve"> (</w:t>
       </w:r>
-      <w:hyperlink w:history="1" r:id="rId9uxctuckrw2ak4uni4f-3">
+      <w:hyperlink w:history="1" r:id="rIdp_mzw7tlmzzygz_upregn">
         <w:r>
           <w:rPr>
             <w:rFonts w:ascii="Arial" w:cs="Arial" w:eastAsia="Arial" w:hAnsi="Arial"/>
